--- a/Documents/Presentation/Meeting Calendar/3 CP functional overview/MA3.docx
+++ b/Documents/Presentation/Meeting Calendar/3 CP functional overview/MA3.docx
@@ -55,7 +55,19 @@
         <w:rPr>
           <w:lang w:val="en-US"/>
         </w:rPr>
-        <w:t>09 Feb, 10am-1pm</w:t>
+        <w:t xml:space="preserve">09 </w:t>
+      </w:r>
+      <w:r>
+        <w:rPr>
+          <w:lang w:val="en-US"/>
+        </w:rPr>
+        <w:t>February</w:t>
+      </w:r>
+      <w:r>
+        <w:rPr>
+          <w:lang w:val="en-US"/>
+        </w:rPr>
+        <w:t>, 10am-1pm</w:t>
       </w:r>
     </w:p>
     <w:p>
@@ -459,7 +471,7 @@
               <w:rPr>
                 <w:lang w:val="en-US"/>
               </w:rPr>
-              <w:t>&lt;Link to actions list&gt;</w:t>
+              <w:t>N/A</w:t>
             </w:r>
           </w:p>
         </w:tc>
@@ -598,12 +610,15 @@
                 <w:lang w:val="en-US"/>
               </w:rPr>
             </w:pPr>
-            <w:r>
-              <w:rPr>
-                <w:lang w:val="en-US"/>
-              </w:rPr>
-              <w:t>University Doc…</w:t>
-            </w:r>
+            <w:hyperlink r:id="rId11" w:history="1">
+              <w:r>
+                <w:rPr>
+                  <w:rStyle w:val="Hyperlink"/>
+                  <w:lang w:val="en-US"/>
+                </w:rPr>
+                <w:t>Task Guidance</w:t>
+              </w:r>
+            </w:hyperlink>
           </w:p>
         </w:tc>
       </w:tr>
@@ -722,12 +737,15 @@
                 <w:lang w:val="en-US"/>
               </w:rPr>
             </w:pPr>
-            <w:r>
-              <w:rPr>
-                <w:lang w:val="en-US"/>
-              </w:rPr>
-              <w:t>University Doc…</w:t>
-            </w:r>
+            <w:hyperlink r:id="rId12" w:history="1">
+              <w:r>
+                <w:rPr>
+                  <w:rStyle w:val="Hyperlink"/>
+                  <w:lang w:val="en-US"/>
+                </w:rPr>
+                <w:t>Task Guidance</w:t>
+              </w:r>
+            </w:hyperlink>
           </w:p>
         </w:tc>
       </w:tr>
@@ -852,6 +870,15 @@
                 <w:lang w:val="en-US"/>
               </w:rPr>
             </w:pPr>
+            <w:hyperlink r:id="rId13" w:history="1">
+              <w:r>
+                <w:rPr>
+                  <w:rStyle w:val="Hyperlink"/>
+                  <w:lang w:val="en-US"/>
+                </w:rPr>
+                <w:t>Command Processor Overview</w:t>
+              </w:r>
+            </w:hyperlink>
           </w:p>
         </w:tc>
       </w:tr>
@@ -876,95 +903,6 @@
               <w:rPr>
                 <w:lang w:val="en-US"/>
               </w:rPr>
-              <w:t>AOB</w:t>
-            </w:r>
-          </w:p>
-        </w:tc>
-        <w:tc>
-          <w:tcPr>
-            <w:tcW w:w="3292" w:type="dxa"/>
-          </w:tcPr>
-          <w:p>
-            <w:pPr>
-              <w:pStyle w:val="ListParagraph"/>
-              <w:numPr>
-                <w:ilvl w:val="0"/>
-                <w:numId w:val="4"/>
-              </w:numPr>
-              <w:ind w:left="265" w:hanging="265"/>
-              <w:rPr>
-                <w:lang w:val="en-US"/>
-              </w:rPr>
-            </w:pPr>
-            <w:r>
-              <w:rPr>
-                <w:lang w:val="en-US"/>
-              </w:rPr>
-              <w:t>None</w:t>
-            </w:r>
-          </w:p>
-          <w:p>
-            <w:pPr>
-              <w:pStyle w:val="ListParagraph"/>
-              <w:ind w:left="265" w:hanging="265"/>
-              <w:rPr>
-                <w:lang w:val="en-US"/>
-              </w:rPr>
-            </w:pPr>
-          </w:p>
-        </w:tc>
-        <w:tc>
-          <w:tcPr>
-            <w:tcW w:w="2525" w:type="dxa"/>
-          </w:tcPr>
-          <w:p>
-            <w:pPr>
-              <w:rPr>
-                <w:lang w:val="en-US"/>
-              </w:rPr>
-            </w:pPr>
-            <w:r>
-              <w:rPr>
-                <w:lang w:val="en-US"/>
-              </w:rPr>
-              <w:t>N/A</w:t>
-            </w:r>
-          </w:p>
-        </w:tc>
-        <w:tc>
-          <w:tcPr>
-            <w:tcW w:w="2324" w:type="dxa"/>
-          </w:tcPr>
-          <w:p>
-            <w:pPr>
-              <w:rPr>
-                <w:lang w:val="en-US"/>
-              </w:rPr>
-            </w:pPr>
-          </w:p>
-        </w:tc>
-      </w:tr>
-      <w:tr>
-        <w:tc>
-          <w:tcPr>
-            <w:tcW w:w="2315" w:type="dxa"/>
-          </w:tcPr>
-          <w:p>
-            <w:pPr>
-              <w:pStyle w:val="ListParagraph"/>
-              <w:numPr>
-                <w:ilvl w:val="0"/>
-                <w:numId w:val="1"/>
-              </w:numPr>
-              <w:ind w:left="306" w:hanging="284"/>
-              <w:rPr>
-                <w:lang w:val="en-US"/>
-              </w:rPr>
-            </w:pPr>
-            <w:r>
-              <w:rPr>
-                <w:lang w:val="en-US"/>
-              </w:rPr>
               <w:t>Close</w:t>
             </w:r>
           </w:p>
@@ -989,7 +927,25 @@
               <w:rPr>
                 <w:lang w:val="en-US"/>
               </w:rPr>
-              <w:t>Next meeting: 16 Feb</w:t>
+              <w:t>Next meeting: 16</w:t>
+            </w:r>
+            <w:r>
+              <w:rPr>
+                <w:lang w:val="en-US"/>
+              </w:rPr>
+              <w:t>th,</w:t>
+            </w:r>
+            <w:r>
+              <w:rPr>
+                <w:lang w:val="en-US"/>
+              </w:rPr>
+              <w:t xml:space="preserve"> Feb</w:t>
+            </w:r>
+            <w:r>
+              <w:rPr>
+                <w:lang w:val="en-US"/>
+              </w:rPr>
+              <w:t>ruary</w:t>
             </w:r>
           </w:p>
           <w:p>
@@ -1059,6 +1015,12 @@
                 <w:lang w:val="en-US"/>
               </w:rPr>
             </w:pPr>
+            <w:r>
+              <w:rPr>
+                <w:lang w:val="en-US"/>
+              </w:rPr>
+              <w:t>N/A</w:t>
+            </w:r>
           </w:p>
         </w:tc>
       </w:tr>
@@ -1080,24 +1042,63 @@
         <w:rPr>
           <w:lang w:val="en-US"/>
         </w:rPr>
-        <w:t>All actions are recorded here: &lt;insert link to Action Tracker&gt;</w:t>
-      </w:r>
+        <w:t xml:space="preserve">All actions are recorded here: </w:t>
+      </w:r>
+      <w:hyperlink r:id="rId14" w:history="1">
+        <w:r>
+          <w:rPr>
+            <w:rStyle w:val="Hyperlink"/>
+            <w:lang w:val="en-US"/>
+          </w:rPr>
+          <w:t>Action Tracker</w:t>
+        </w:r>
+      </w:hyperlink>
     </w:p>
     <w:p>
       <w:pPr>
         <w:rPr>
-          <w:lang w:val="en-US"/>
-        </w:rPr>
-      </w:pPr>
-      <w:r>
-        <w:rPr>
-          <w:lang w:val="en-US"/>
-        </w:rPr>
-        <w:t>All decisions and/or meeting minutes are stored here: &lt;insert link to Action Tracker&gt;</w:t>
-      </w:r>
+          <w:rStyle w:val="Hyperlink"/>
+          <w:lang w:val="en-US"/>
+        </w:rPr>
+      </w:pPr>
+      <w:r>
+        <w:rPr>
+          <w:lang w:val="en-US"/>
+        </w:rPr>
+        <w:t xml:space="preserve">All decisions and/or meeting minutes are stored here: </w:t>
+      </w:r>
+      <w:hyperlink r:id="rId15" w:history="1">
+        <w:r>
+          <w:rPr>
+            <w:rStyle w:val="Hyperlink"/>
+            <w:lang w:val="en-US"/>
+          </w:rPr>
+          <w:t>Action Tracker</w:t>
+        </w:r>
+      </w:hyperlink>
+    </w:p>
+    <w:p>
+      <w:pPr>
+        <w:rPr>
+          <w:lang w:val="en-US"/>
+        </w:rPr>
+      </w:pPr>
+      <w:r>
+        <w:rPr>
+          <w:lang w:val="en-US"/>
+        </w:rPr>
+        <w:t>If any link is not available, please refer to the Action Tracker in the root directory, and the supporting files are put in the same folder hierarchy.</w:t>
+      </w:r>
+    </w:p>
+    <w:p>
+      <w:pPr>
+        <w:rPr>
+          <w:lang w:val="en-US"/>
+        </w:rPr>
+      </w:pPr>
     </w:p>
     <w:sectPr>
-      <w:footerReference w:type="default" r:id="rId11"/>
+      <w:footerReference w:type="default" r:id="rId16"/>
       <w:pgSz w:w="11906" w:h="16838"/>
       <w:pgMar w:top="720" w:right="720" w:bottom="720" w:left="720" w:header="708" w:footer="290" w:gutter="0"/>
       <w:cols w:space="708"/>
@@ -2440,6 +2441,29 @@
       <w:szCs w:val="26"/>
     </w:rPr>
   </w:style>
+  <w:style w:type="character" w:styleId="Hyperlink">
+    <w:name w:val="Hyperlink"/>
+    <w:basedOn w:val="DefaultParagraphFont"/>
+    <w:uiPriority w:val="99"/>
+    <w:unhideWhenUsed/>
+    <w:rsid w:val="008B51D5"/>
+    <w:rPr>
+      <w:color w:val="0563C1" w:themeColor="hyperlink"/>
+      <w:u w:val="single"/>
+    </w:rPr>
+  </w:style>
+  <w:style w:type="character" w:styleId="UnresolvedMention">
+    <w:name w:val="Unresolved Mention"/>
+    <w:basedOn w:val="DefaultParagraphFont"/>
+    <w:uiPriority w:val="99"/>
+    <w:semiHidden/>
+    <w:unhideWhenUsed/>
+    <w:rsid w:val="008B51D5"/>
+    <w:rPr>
+      <w:color w:val="605E5C"/>
+      <w:shd w:val="clear" w:color="auto" w:fill="E1DFDD"/>
+    </w:rPr>
+  </w:style>
 </w:styles>
 </file>
 
